--- a/public/test_cv.docx
+++ b/public/test_cv.docx
@@ -1,26 +1,26 @@
 
 <file path=word/document.xml><?xml version="1.0" encoding="UTF-8" standalone="yes"?>
-<w:document xmlns:ve="http://schemas.openxmlformats.org/markup-compatibility/2006" xmlns:o="urn:schemas-microsoft-com:office:office" xmlns:r="http://schemas.openxmlformats.org/officeDocument/2006/relationships" xmlns:m="http://schemas.openxmlformats.org/officeDocument/2006/math" xmlns:v="urn:schemas-microsoft-com:vml" xmlns:wp="http://schemas.openxmlformats.org/drawingml/2006/wordprocessingDrawing" xmlns:w10="urn:schemas-microsoft-com:office:word" xmlns:w="http://schemas.openxmlformats.org/wordprocessingml/2006/main" xmlns:wne="http://schemas.microsoft.com/office/word/2006/wordml"><w:body><w:tbl><w:tblGrid><w:gridCol w:w="3660" w:type="dxa"/><w:gridCol w:w="6800" w:type="dxa"/></w:tblGrid><w:tblPr><w:tblW w:w="0" w:type="auto"/><w:tblLayout w:type="autofit"/><w:bidiVisual w:val="0"/><w:tblCellMar><w:top w:w="100" w:type="dxa"/><w:left w:w="100" w:type="dxa"/><w:right w:w="100" w:type="dxa"/><w:bottom w:w="100" w:type="dxa"/></w:tblCellMar><w:tblBorders><w:top w:val="single" w:sz="0" w:color="ffffff"/><w:left w:val="single" w:sz="0" w:color="ffffff"/><w:right w:val="single" w:sz="0" w:color="ffffff"/><w:bottom w:val="single" w:sz="0" w:color="ffffff"/><w:insideH w:val="single" w:sz="0" w:color="ffffff"/><w:insideV w:val="single" w:sz="0" w:color="ffffff"/></w:tblBorders></w:tblPr><w:tr><w:trPr/><w:tc><w:tcPr><w:tcW w:w="3660" w:type="dxa"/><w:vAlign w:val="top"/><w:shd w:val="clear" w:fill="F8FAFC"/></w:tcPr><w:p><w:pPr><w:jc w:val="center"/></w:pPr><w:r><w:pict><v:shape type="#_x0000_t75" stroked="f" style="width:75pt; height:75pt; margin-left:0pt; margin-top:0pt; mso-position-horizontal:left; mso-position-vertical:top; mso-position-horizontal-relative:char; mso-position-vertical-relative:line;"><w10:wrap type="inline"/><v:imagedata r:id="rId7" o:title=""/></v:shape></w:pict></w:r></w:p><w:p/><w:p><w:pPr/><w:r><w:rPr><w:color w:val="a51c30"/><w:sz w:val="20"/><w:szCs w:val="20"/><w:b w:val="1"/><w:bCs w:val="1"/></w:rPr><w:t xml:space="preserve">CONTACT INFO</w:t></w:r></w:p><w:p><w:pPr/><w:r><w:rPr><w:sz w:val="17"/><w:szCs w:val="17"/></w:rPr><w:t xml:space="preserve">📱 +923-34-69236762</w:t></w:r></w:p><w:p><w:pPr/><w:r><w:rPr><w:sz w:val="17"/><w:szCs w:val="17"/></w:rPr><w:t xml:space="preserve">✉️ mhd.naeem90@gmail.com</w:t></w:r></w:p><w:p><w:pPr/><w:r><w:rPr><w:sz w:val="17"/><w:szCs w:val="17"/></w:rPr><w:t xml:space="preserve">🔗 LinkedIn Profile</w:t></w:r></w:p><w:p><w:pPr/><w:r><w:rPr><w:sz w:val="17"/><w:szCs w:val="17"/></w:rPr><w:t xml:space="preserve">🌐 Website Portfolio</w:t></w:r></w:p><w:p><w:pPr/><w:r><w:rPr><w:sz w:val="17"/><w:szCs w:val="17"/></w:rPr><w:t xml:space="preserve">📍 Gilgit, Pakistan</w:t></w:r></w:p><w:p/><w:p><w:pPr/><w:r><w:rPr><w:color w:val="a51c30"/><w:sz w:val="20"/><w:szCs w:val="20"/><w:b w:val="1"/><w:bCs w:val="1"/></w:rPr><w:t xml:space="preserve">TECHNICAL SKILLS</w:t></w:r></w:p><w:p><w:pPr/><w:r><w:rPr><w:sz w:val="17"/><w:szCs w:val="17"/><w:b w:val="1"/><w:bCs w:val="1"/></w:rPr><w:t xml:space="preserve">• Programming Languages:</w:t></w:r></w:p><w:p><w:pPr/><w:r><w:rPr><w:sz w:val="16"/><w:szCs w:val="16"/></w:rPr><w:t xml:space="preserve">Python, C#, PHP, C, C++, JAVA</w:t></w:r></w:p><w:p><w:pPr/><w:r><w:rPr><w:sz w:val="17"/><w:szCs w:val="17"/><w:b w:val="1"/><w:bCs w:val="1"/></w:rPr><w:t xml:space="preserve">• Web Frameworks:</w:t></w:r></w:p><w:p><w:pPr/><w:r><w:rPr><w:sz w:val="16"/><w:szCs w:val="16"/></w:rPr><w:t xml:space="preserve">Laravel, Yii, ASP .NET, Symfony, CodeIgniter, Django, Flask, WordPress</w:t></w:r></w:p><w:p><w:pPr/><w:r><w:rPr><w:sz w:val="17"/><w:szCs w:val="17"/><w:b w:val="1"/><w:bCs w:val="1"/></w:rPr><w:t xml:space="preserve">• Frontend Technologies:</w:t></w:r></w:p><w:p><w:pPr/><w:r><w:rPr><w:sz w:val="16"/><w:szCs w:val="16"/></w:rPr><w:t xml:space="preserve">HTML5, CSS3, Bootstrap, JavaScript, jQuery</w:t></w:r></w:p><w:p><w:pPr/><w:r><w:rPr><w:sz w:val="17"/><w:szCs w:val="17"/><w:b w:val="1"/><w:bCs w:val="1"/></w:rPr><w:t xml:space="preserve">• Databases:</w:t></w:r></w:p><w:p><w:pPr/><w:r><w:rPr><w:sz w:val="16"/><w:szCs w:val="16"/></w:rPr><w:t xml:space="preserve">Microsoft SQL Server, MySQL, Postgress, Oracle</w:t></w:r></w:p><w:p><w:pPr/><w:r><w:rPr><w:sz w:val="17"/><w:szCs w:val="17"/><w:b w:val="1"/><w:bCs w:val="1"/></w:rPr><w:t xml:space="preserve">• Version Control:</w:t></w:r></w:p><w:p><w:pPr/><w:r><w:rPr><w:sz w:val="16"/><w:szCs w:val="16"/></w:rPr><w:t xml:space="preserve">Git, GitHub / GitLab</w:t></w:r></w:p><w:p/><w:p><w:pPr/><w:r><w:rPr><w:color w:val="a51c30"/><w:sz w:val="20"/><w:szCs w:val="20"/><w:b w:val="1"/><w:bCs w:val="1"/></w:rPr><w:t xml:space="preserve">CERTIFICATIONS</w:t></w:r></w:p><w:p><w:pPr/><w:r><w:rPr><w:sz w:val="17"/><w:szCs w:val="17"/></w:rPr><w:t xml:space="preserve">1. Prepare Data for Exploration</w:t></w:r></w:p><w:p><w:pPr/><w:r><w:rPr><w:sz w:val="17"/><w:szCs w:val="17"/></w:rPr><w:t xml:space="preserve">2. Ask Questions to Make Data-Driven Decisions</w:t></w:r></w:p><w:p><w:pPr/><w:r><w:rPr><w:sz w:val="17"/><w:szCs w:val="17"/></w:rPr><w:t xml:space="preserve">3. Foundations: Data, Data, Everywhere</w:t></w:r></w:p><w:p><w:pPr/><w:r><w:rPr><w:sz w:val="17"/><w:szCs w:val="17"/></w:rPr><w:t xml:space="preserve">4. Data Science with Python</w:t></w:r></w:p><w:p><w:pPr/><w:r><w:rPr><w:sz w:val="17"/><w:szCs w:val="17"/></w:rPr><w:t xml:space="preserve">5. Python Developer Certification</w:t></w:r></w:p><w:p/><w:p><w:pPr/><w:r><w:rPr><w:color w:val="a51c30"/><w:sz w:val="20"/><w:szCs w:val="20"/><w:b w:val="1"/><w:bCs w:val="1"/></w:rPr><w:t xml:space="preserve">TRAININGS</w:t></w:r></w:p><w:p><w:pPr/><w:r><w:rPr><w:sz w:val="17"/><w:szCs w:val="17"/></w:rPr><w:t xml:space="preserve">• Data Entry & Management: Capacity building of staff on online data entry, data visualization and extraction.</w:t></w:r></w:p><w:p><w:pPr/><w:r><w:rPr><w:sz w:val="17"/><w:szCs w:val="17"/></w:rPr><w:t xml:space="preserve">• MIS Trainings: Management Information System (MIS) related trainings for staff</w:t></w:r></w:p><w:p><w:pPr/><w:r><w:rPr><w:sz w:val="17"/><w:szCs w:val="17"/></w:rPr><w:t xml:space="preserve">• Google Career Certifications: Register, enroll and manage leaners in Coursera.</w:t></w:r></w:p><w:p><w:pPr/><w:r><w:rPr><w:sz w:val="17"/><w:szCs w:val="17"/></w:rPr><w:t xml:space="preserve">• ODK Surveys: Survey data collection trainings in Open Data Kit (ODK) for staff.</w:t></w:r></w:p><w:p/><w:p><w:pPr/><w:r><w:rPr><w:color w:val="a51c30"/><w:sz w:val="20"/><w:szCs w:val="20"/><w:b w:val="1"/><w:bCs w:val="1"/></w:rPr><w:t xml:space="preserve">EDUCATION</w:t></w:r></w:p><w:p><w:pPr/><w:r><w:rPr><w:sz w:val="17"/><w:szCs w:val="17"/><w:b w:val="1"/><w:bCs w:val="1"/></w:rPr><w:t xml:space="preserve">B.Sc. Computer System Engineering</w:t></w:r></w:p><w:p><w:pPr/><w:r><w:rPr><w:sz w:val="16"/><w:szCs w:val="16"/><w:i w:val="1"/><w:iCs w:val="1"/></w:rPr><w:t xml:space="preserve">Mirpur University of Science and Technology</w:t></w:r></w:p><w:p><w:pPr/><w:r><w:rPr><w:color w:val="4b5563"/><w:sz w:val="15"/><w:szCs w:val="15"/></w:rPr><w:t xml:space="preserve">2009 – 2013</w:t></w:r></w:p><w:p/></w:tc><w:tc><w:tcPr><w:tcW w:w="6800" w:type="dxa"/><w:vAlign w:val="top"/><w:shd w:val="clear" w:fill="FFFFFF"/></w:tcPr><w:p><w:pPr/><w:r><w:rPr><w:color w:val="000000"/><w:sz w:val="36"/><w:szCs w:val="36"/><w:b w:val="1"/><w:bCs w:val="1"/></w:rPr><w:t xml:space="preserve">MUHAMMAD NAEEM KHAN</w:t></w:r></w:p><w:p><w:pPr/><w:r><w:rPr><w:color w:val="a51c30"/><w:sz w:val="22"/><w:szCs w:val="22"/><w:b w:val="1"/><w:bCs w:val="1"/></w:rPr><w:t xml:space="preserve">Senior Full Stack Developer</w:t></w:r></w:p><w:p><w:pPr/><w:r><w:rPr><w:color w:val="374151"/><w:sz w:val="17"/><w:szCs w:val="17"/><w:i w:val="1"/><w:iCs w:val="1"/></w:rPr><w:t xml:space="preserve">Senior Full Stack Developer delivering scalable web and MIS solutions with cross-sector expertise, leveraging modern frameworks and data-driven architectures to build high-performance, end-to-end systems.</w:t></w:r></w:p><w:p/><w:p><w:pPr/><w:r><w:rPr><w:color w:val="a51c30"/><w:sz w:val="20"/><w:szCs w:val="20"/><w:b w:val="1"/><w:bCs w:val="1"/></w:rPr><w:t xml:space="preserve">PROFESSIONAL EXPERIENCE</w:t></w:r></w:p><w:p><w:pPr/><w:r><w:rPr><w:sz w:val="18"/><w:szCs w:val="18"/><w:b w:val="1"/><w:bCs w:val="1"/></w:rPr><w:t xml:space="preserve">Full Stack Developer — Information Technology Department Government of Gilgit-Baltisan</w:t></w:r></w:p><w:p><w:pPr/><w:r><w:rPr><w:color w:val="4b5563"/><w:sz w:val="16"/><w:szCs w:val="16"/><w:i w:val="1"/><w:iCs w:val="1"/></w:rPr><w:t xml:space="preserve">Oct 2026 – Present</w:t></w:r></w:p><w:p><w:pPr/><w:r><w:rPr><w:sz w:val="17"/><w:szCs w:val="17"/></w:rPr><w:t xml:space="preserve">Support e-governance initiatives to automate and digitize government departments in
+<w:document xmlns:ve="http://schemas.openxmlformats.org/markup-compatibility/2006" xmlns:o="urn:schemas-microsoft-com:office:office" xmlns:r="http://schemas.openxmlformats.org/officeDocument/2006/relationships" xmlns:m="http://schemas.openxmlformats.org/officeDocument/2006/math" xmlns:v="urn:schemas-microsoft-com:vml" xmlns:wp="http://schemas.openxmlformats.org/drawingml/2006/wordprocessingDrawing" xmlns:w10="urn:schemas-microsoft-com:office:word" xmlns:w="http://schemas.openxmlformats.org/wordprocessingml/2006/main" xmlns:wne="http://schemas.microsoft.com/office/word/2006/wordml"><w:body><w:p><w:pPr/><w:r><w:rPr><w:color w:val="111827"/><w:sz w:val="40"/><w:szCs w:val="40"/><w:b w:val="1"/><w:bCs w:val="1"/></w:rPr><w:t xml:space="preserve">MUHAMMAD NAEEM KHAN</w:t></w:r></w:p><w:p><w:pPr/><w:r><w:rPr><w:color w:val="1e3a8a"/><w:sz w:val="25"/><w:szCs w:val="25"/><w:b w:val="1"/><w:bCs w:val="1"/></w:rPr><w:t xml:space="preserve">Senior Full Stack Developer</w:t></w:r></w:p><w:p><w:pPr/><w:r><w:rPr><w:color w:val="374151"/><w:sz w:val="19"/><w:szCs w:val="19"/></w:rPr><w:t xml:space="preserve">Senior Full Stack Developer delivering scalable web and MIS solutions with cross-sector expertise, leveraging modern frameworks and data-driven architectures to build high-performance, end-to-end systems.</w:t></w:r></w:p><w:p/><w:p><w:pPr/><w:r><w:rPr><w:color w:val="4b5563"/><w:sz w:val="17"/><w:szCs w:val="17"/></w:rPr><w:t xml:space="preserve">Gilgit, Pakistan  |  +923-34-69236762  |  mhd.naeem90@gmail.com  |  http://localhost/muhammad-naeem-khan  |  https://www.linkedin.com/in/muhammad-naeem-khan-8672ab93/</w:t></w:r></w:p><w:p/><w:p><w:pPr/><w:r><w:rPr><w:color w:val="dddddd"/></w:rPr><w:t xml:space="preserve">_________________________________________________________________________________</w:t></w:r></w:p><w:p/><w:p><w:pPr/><w:r><w:rPr><w:color w:val="1e3a8a"/><w:sz w:val="23"/><w:szCs w:val="23"/><w:b w:val="1"/><w:bCs w:val="1"/></w:rPr><w:t xml:space="preserve">TECHNICAL SKILLS</w:t></w:r></w:p><w:p><w:pPr/><w:r><w:rPr><w:sz w:val="18"/><w:szCs w:val="18"/><w:b w:val="1"/><w:bCs w:val="1"/></w:rPr><w:t xml:space="preserve">Programming Languages: </w:t></w:r><w:r><w:rPr><w:color w:val="374151"/><w:sz w:val="18"/><w:szCs w:val="18"/></w:rPr><w:t xml:space="preserve">Python, C#, PHP, C, C++, JAVA</w:t></w:r></w:p><w:p><w:pPr/><w:r><w:rPr><w:sz w:val="18"/><w:szCs w:val="18"/><w:b w:val="1"/><w:bCs w:val="1"/></w:rPr><w:t xml:space="preserve">Web Frameworks: </w:t></w:r><w:r><w:rPr><w:color w:val="374151"/><w:sz w:val="18"/><w:szCs w:val="18"/></w:rPr><w:t xml:space="preserve">Laravel, Yii, ASP .NET, Symfony, CodeIgniter, Django, Flask, WordPress</w:t></w:r></w:p><w:p><w:pPr/><w:r><w:rPr><w:sz w:val="18"/><w:szCs w:val="18"/><w:b w:val="1"/><w:bCs w:val="1"/></w:rPr><w:t xml:space="preserve">Frontend Technologies: </w:t></w:r><w:r><w:rPr><w:color w:val="374151"/><w:sz w:val="18"/><w:szCs w:val="18"/></w:rPr><w:t xml:space="preserve">HTML5, CSS3, Bootstrap, JavaScript, jQuery</w:t></w:r></w:p><w:p><w:pPr/><w:r><w:rPr><w:sz w:val="18"/><w:szCs w:val="18"/><w:b w:val="1"/><w:bCs w:val="1"/></w:rPr><w:t xml:space="preserve">Databases: </w:t></w:r><w:r><w:rPr><w:color w:val="374151"/><w:sz w:val="18"/><w:szCs w:val="18"/></w:rPr><w:t xml:space="preserve">Microsoft SQL Server, MySQL, Postgress, Oracle</w:t></w:r></w:p><w:p><w:pPr/><w:r><w:rPr><w:sz w:val="18"/><w:szCs w:val="18"/><w:b w:val="1"/><w:bCs w:val="1"/></w:rPr><w:t xml:space="preserve">Version Control: </w:t></w:r><w:r><w:rPr><w:color w:val="374151"/><w:sz w:val="18"/><w:szCs w:val="18"/></w:rPr><w:t xml:space="preserve">Git, GitHub / GitLab</w:t></w:r></w:p><w:p/><w:p><w:pPr/><w:r><w:rPr><w:color w:val="dddddd"/></w:rPr><w:t xml:space="preserve">_________________________________________________________________________________</w:t></w:r></w:p><w:p/><w:p><w:pPr/><w:r><w:rPr><w:color w:val="1e3a8a"/><w:sz w:val="23"/><w:szCs w:val="23"/><w:b w:val="1"/><w:bCs w:val="1"/></w:rPr><w:t xml:space="preserve">WORK EXPERIENCE</w:t></w:r></w:p><w:p><w:pPr/><w:r><w:rPr><w:sz w:val="19"/><w:szCs w:val="19"/><w:b w:val="1"/><w:bCs w:val="1"/></w:rPr><w:t xml:space="preserve">Information Technology Department Government of Gilgit-Baltisan – </w:t></w:r><w:r><w:rPr><w:sz w:val="19"/><w:szCs w:val="19"/><w:i w:val="1"/><w:iCs w:val="1"/></w:rPr><w:t xml:space="preserve">Full Stack Developer</w:t></w:r><w:r><w:rPr><w:color w:val="4b5563"/><w:sz w:val="19"/><w:szCs w:val="19"/></w:rPr><w:t xml:space="preserve"> (Oct 2026 – Present)</w:t></w:r></w:p><w:p><w:pPr/><w:r><w:rPr><w:color w:val="374151"/><w:sz w:val="18"/><w:szCs w:val="18"/></w:rPr><w:t xml:space="preserve">Support e-governance initiatives to automate and digitize government departments in
 Gilgit-Baltistan by leading the design, development, and implementation of end-to-end web
 applications, ensuring scalable front-end and back-end architectures using technologies
 such as ASP.NET MVC, Laravel, and the latest JavaScript frameworks. Design, optimize and
 manage databases such as MySQL, Microsoft SQL Server, PostgreSQL to facilitate a uniform,
 efficient and reliable data flow across these applications. Guide the team, coordinate with
 stakeholders, manage deployments and maintenance, and adhere to best practices in the
-software development lifecycle.</w:t></w:r></w:p><w:p/><w:p><w:pPr/><w:r><w:rPr><w:sz w:val="18"/><w:szCs w:val="18"/><w:b w:val="1"/><w:bCs w:val="1"/></w:rPr><w:t xml:space="preserve">Management Information Systems Officer (PINS ER3) — Rural Support Programmes Network</w:t></w:r></w:p><w:p><w:pPr/><w:r><w:rPr><w:color w:val="4b5563"/><w:sz w:val="16"/><w:szCs w:val="16"/><w:i w:val="1"/><w:iCs w:val="1"/></w:rPr><w:t xml:space="preserve">Feb 2018 – Sep 2022</w:t></w:r></w:p><w:p><w:pPr/><w:r><w:rPr><w:sz w:val="17"/><w:szCs w:val="17"/></w:rPr><w:t xml:space="preserve">Designed, developed, deployed, and maintained an end-to-end web-based management
+software development lifecycle.</w:t></w:r></w:p><w:p/><w:p><w:pPr/><w:r><w:rPr><w:sz w:val="19"/><w:szCs w:val="19"/><w:b w:val="1"/><w:bCs w:val="1"/></w:rPr><w:t xml:space="preserve">Rural Support Programmes Network – </w:t></w:r><w:r><w:rPr><w:sz w:val="19"/><w:szCs w:val="19"/><w:i w:val="1"/><w:iCs w:val="1"/></w:rPr><w:t xml:space="preserve">Management Information Systems Officer (PINS ER3)</w:t></w:r><w:r><w:rPr><w:color w:val="4b5563"/><w:sz w:val="19"/><w:szCs w:val="19"/></w:rPr><w:t xml:space="preserve"> (Feb 2018 – Sep 2022)</w:t></w:r></w:p><w:p><w:pPr/><w:r><w:rPr><w:color w:val="374151"/><w:sz w:val="18"/><w:szCs w:val="18"/></w:rPr><w:t xml:space="preserve">Designed, developed, deployed, and maintained an end-to-end web-based management
 information system to track the programme activities in real time using modern backend
 and front-end frameworks such as ASP.NET MVC and jQuery. Managed data flow by
 designing and optimizing the database utilizing the latest Database Management Systems
 such as Microsoft SQL Server. Used the Highcharts library to design an interactive and realtime progress monitoring dashboard for key performance indicators. Organized, conducted,
 and led in providing technical training for the programme team, organization, and key
-stakeholders.</w:t></w:r></w:p><w:p/><w:p><w:pPr/><w:r><w:rPr><w:sz w:val="18"/><w:szCs w:val="18"/><w:b w:val="1"/><w:bCs w:val="1"/></w:rPr><w:t xml:space="preserve">Xamp/Wamp Web Developer — Medialinkers</w:t></w:r></w:p><w:p><w:pPr/><w:r><w:rPr><w:color w:val="4b5563"/><w:sz w:val="16"/><w:szCs w:val="16"/><w:i w:val="1"/><w:iCs w:val="1"/></w:rPr><w:t xml:space="preserve">Feb 2016 – Apr 2017</w:t></w:r></w:p><w:p><w:pPr/><w:r><w:rPr><w:sz w:val="17"/><w:szCs w:val="17"/></w:rPr><w:t xml:space="preserve">Developed web applications in PHP using the CodeIgniter framework, MySQL database,
+stakeholders.</w:t></w:r></w:p><w:p/><w:p><w:pPr/><w:r><w:rPr><w:sz w:val="19"/><w:szCs w:val="19"/><w:b w:val="1"/><w:bCs w:val="1"/></w:rPr><w:t xml:space="preserve">Medialinkers – </w:t></w:r><w:r><w:rPr><w:sz w:val="19"/><w:szCs w:val="19"/><w:i w:val="1"/><w:iCs w:val="1"/></w:rPr><w:t xml:space="preserve">Xamp/Wamp Web Developer</w:t></w:r><w:r><w:rPr><w:color w:val="4b5563"/><w:sz w:val="19"/><w:szCs w:val="19"/></w:rPr><w:t xml:space="preserve"> (Feb 2016 – Apr 2017)</w:t></w:r></w:p><w:p><w:pPr/><w:r><w:rPr><w:color w:val="374151"/><w:sz w:val="18"/><w:szCs w:val="18"/></w:rPr><w:t xml:space="preserve">Developed web applications in PHP using the CodeIgniter framework, MySQL database,
 jQuery, and Bootstrap. Gathered requirements and created customized websites for clients
-using content management systems such as WordPress.</w:t></w:r></w:p><w:p/><w:p><w:pPr/><w:r><w:rPr><w:sz w:val="18"/><w:szCs w:val="18"/><w:b w:val="1"/><w:bCs w:val="1"/></w:rPr><w:t xml:space="preserve">Software Executive Engineer — Cogilent Solutions</w:t></w:r></w:p><w:p><w:pPr/><w:r><w:rPr><w:color w:val="4b5563"/><w:sz w:val="16"/><w:szCs w:val="16"/><w:i w:val="1"/><w:iCs w:val="1"/></w:rPr><w:t xml:space="preserve">Oct 2015 – Jan 2016</w:t></w:r></w:p><w:p><w:pPr/><w:r><w:rPr><w:sz w:val="17"/><w:szCs w:val="17"/></w:rPr><w:t xml:space="preserve">Planned, Designed and implemented web-based portals in Symphony MVC PHP Framework
+using content management systems such as WordPress.</w:t></w:r></w:p><w:p/><w:p><w:pPr/><w:r><w:rPr><w:sz w:val="19"/><w:szCs w:val="19"/><w:b w:val="1"/><w:bCs w:val="1"/></w:rPr><w:t xml:space="preserve">Cogilent Solutions – </w:t></w:r><w:r><w:rPr><w:sz w:val="19"/><w:szCs w:val="19"/><w:i w:val="1"/><w:iCs w:val="1"/></w:rPr><w:t xml:space="preserve">Software Executive Engineer</w:t></w:r><w:r><w:rPr><w:color w:val="4b5563"/><w:sz w:val="19"/><w:szCs w:val="19"/></w:rPr><w:t xml:space="preserve"> (Oct 2015 – Jan 2016)</w:t></w:r></w:p><w:p><w:pPr/><w:r><w:rPr><w:color w:val="374151"/><w:sz w:val="18"/><w:szCs w:val="18"/></w:rPr><w:t xml:space="preserve">Planned, Designed and implemented web-based portals in Symphony MVC PHP Framework
 and PostgreSQL database. Utilized Bitbucket for a cloud-based storage, management, and
-collaboration of code.</w:t></w:r></w:p><w:p/><w:p><w:pPr/><w:r><w:rPr><w:sz w:val="18"/><w:szCs w:val="18"/><w:b w:val="1"/><w:bCs w:val="1"/></w:rPr><w:t xml:space="preserve">Junior Software Engineer — Electronic Solutions Islamabad</w:t></w:r></w:p><w:p><w:pPr/><w:r><w:rPr><w:color w:val="4b5563"/><w:sz w:val="16"/><w:szCs w:val="16"/><w:i w:val="1"/><w:iCs w:val="1"/></w:rPr><w:t xml:space="preserve">Nov 2014 – Oct 2015</w:t></w:r></w:p><w:p><w:pPr/><w:r><w:rPr><w:sz w:val="17"/><w:szCs w:val="17"/></w:rPr><w:t xml:space="preserve">Designed, developed, deployed and maintained websites and applications in Core PHP,
-JQuery, HTML and CSS by using XAMPP cross-platform web server.</w:t></w:r></w:p><w:p/><w:p><w:pPr/><w:r><w:rPr><w:sz w:val="18"/><w:szCs w:val="18"/><w:b w:val="1"/><w:bCs w:val="1"/></w:rPr><w:t xml:space="preserve">Web Developer Internee — UEXEL Pakistan</w:t></w:r></w:p><w:p><w:pPr/><w:r><w:rPr><w:color w:val="4b5563"/><w:sz w:val="16"/><w:szCs w:val="16"/><w:i w:val="1"/><w:iCs w:val="1"/></w:rPr><w:t xml:space="preserve">Jan 2014 – Sep 2014</w:t></w:r></w:p><w:p><w:pPr/><w:r><w:rPr><w:sz w:val="17"/><w:szCs w:val="17"/></w:rPr><w:t xml:space="preserve">Learned core web fundamentals and implemented the concepts on live projects
+collaboration of code.</w:t></w:r></w:p><w:p/><w:p><w:pPr/><w:r><w:rPr><w:sz w:val="19"/><w:szCs w:val="19"/><w:b w:val="1"/><w:bCs w:val="1"/></w:rPr><w:t xml:space="preserve">Electronic Solutions Islamabad – </w:t></w:r><w:r><w:rPr><w:sz w:val="19"/><w:szCs w:val="19"/><w:i w:val="1"/><w:iCs w:val="1"/></w:rPr><w:t xml:space="preserve">Junior Software Engineer</w:t></w:r><w:r><w:rPr><w:color w:val="4b5563"/><w:sz w:val="19"/><w:szCs w:val="19"/></w:rPr><w:t xml:space="preserve"> (Nov 2014 – Oct 2015)</w:t></w:r></w:p><w:p><w:pPr/><w:r><w:rPr><w:color w:val="374151"/><w:sz w:val="18"/><w:szCs w:val="18"/></w:rPr><w:t xml:space="preserve">Designed, developed, deployed and maintained websites and applications in Core PHP,
+JQuery, HTML and CSS by using XAMPP cross-platform web server.</w:t></w:r></w:p><w:p/><w:p><w:pPr/><w:r><w:rPr><w:sz w:val="19"/><w:szCs w:val="19"/><w:b w:val="1"/><w:bCs w:val="1"/></w:rPr><w:t xml:space="preserve">UEXEL Pakistan – </w:t></w:r><w:r><w:rPr><w:sz w:val="19"/><w:szCs w:val="19"/><w:i w:val="1"/><w:iCs w:val="1"/></w:rPr><w:t xml:space="preserve">Web Developer Internee</w:t></w:r><w:r><w:rPr><w:color w:val="4b5563"/><w:sz w:val="19"/><w:szCs w:val="19"/></w:rPr><w:t xml:space="preserve"> (Jan 2014 – Sep 2014)</w:t></w:r></w:p><w:p><w:pPr/><w:r><w:rPr><w:color w:val="374151"/><w:sz w:val="18"/><w:szCs w:val="18"/></w:rPr><w:t xml:space="preserve">Learned core web fundamentals and implemented the concepts on live projects
 productively. Built and delivered a real client application by using the Yii Framework,
-Bootstrap, Javascript Library and MySQL Database.</w:t></w:r></w:p><w:p/><w:p><w:pPr/><w:r><w:rPr><w:color w:val="a51c30"/><w:sz w:val="20"/><w:szCs w:val="20"/><w:b w:val="1"/><w:bCs w:val="1"/></w:rPr><w:t xml:space="preserve">FLAGSHIP PROJECTS</w:t></w:r></w:p><w:p><w:pPr/><w:r><w:rPr><w:sz w:val="18"/><w:szCs w:val="18"/><w:b w:val="1"/><w:bCs w:val="1"/></w:rPr><w:t xml:space="preserve">Tourism Website, Tourism Department GB</w:t></w:r></w:p><w:p><w:pPr/><w:r><w:rPr><w:sz w:val="17"/><w:szCs w:val="17"/></w:rPr><w:t xml:space="preserve">Technology Stack: PHP – Laravel – HighCharts – MySQL – Bootstrap</w:t></w:r></w:p><w:p/><w:p><w:pPr/><w:r><w:rPr><w:sz w:val="18"/><w:szCs w:val="18"/><w:b w:val="1"/><w:bCs w:val="1"/></w:rPr><w:t xml:space="preserve">Zakat Management Information System, Zakat & Ushr Department Gilgit Baltistan</w:t></w:r></w:p><w:p><w:pPr/><w:r><w:rPr><w:sz w:val="17"/><w:szCs w:val="17"/></w:rPr><w:t xml:space="preserve">Technology Stack: PHP – Laravel – HighCharts – MySQL – Bootstrap</w:t></w:r></w:p><w:p/><w:p><w:pPr/><w:r><w:rPr><w:sz w:val="18"/><w:szCs w:val="18"/><w:b w:val="1"/><w:bCs w:val="1"/></w:rPr><w:t xml:space="preserve">Web Portal, Gilgit Baltistan House Islamabad</w:t></w:r></w:p><w:p><w:pPr/><w:r><w:rPr><w:sz w:val="17"/><w:szCs w:val="17"/></w:rPr><w:t xml:space="preserve">Technology Stack: PHP – Laravel – HighCharts – MySQL - Bootstrap</w:t></w:r></w:p><w:p/><w:p><w:pPr/><w:r><w:rPr><w:sz w:val="18"/><w:szCs w:val="18"/><w:b w:val="1"/><w:bCs w:val="1"/></w:rPr><w:t xml:space="preserve">Management Information System, Programme for Improved Nutrition in Sindh(PINS)</w:t></w:r></w:p><w:p><w:pPr/><w:r><w:rPr><w:sz w:val="17"/><w:szCs w:val="17"/></w:rPr><w:t xml:space="preserve">Technology Stack: C# – ASP.NET Core MVC – Highcharts – Microsoft SQL Server</w:t></w:r></w:p><w:p/></w:tc></w:tr></w:tbl><w:sectPr><w:pgSz w:orient="portrait" w:w="11905.511811023622" w:h="16837.79527559055"/><w:pgMar w:top="720" w:right="720" w:bottom="720" w:left="720" w:header="720" w:footer="720" w:gutter="0"/><w:cols w:num="1" w:space="720"/></w:sectPr></w:body></w:document>
+Bootstrap, Javascript Library and MySQL Database.</w:t></w:r></w:p><w:p/><w:p><w:pPr/><w:r><w:rPr><w:color w:val="1e3a8a"/><w:sz w:val="23"/><w:szCs w:val="23"/><w:b w:val="1"/><w:bCs w:val="1"/></w:rPr><w:t xml:space="preserve">FLAGSHIP PROJECTS</w:t></w:r></w:p><w:p><w:pPr/><w:r><w:rPr><w:sz w:val="19"/><w:szCs w:val="19"/><w:b w:val="1"/><w:bCs w:val="1"/></w:rPr><w:t xml:space="preserve">Tourism Website, Tourism Department GB</w:t></w:r></w:p><w:p><w:pPr/><w:r><w:rPr><w:color w:val="374151"/><w:sz w:val="18"/><w:szCs w:val="18"/></w:rPr><w:t xml:space="preserve">Technology Stack: PHP – Laravel – HighCharts – MySQL – Bootstrap</w:t></w:r></w:p><w:p/><w:p><w:pPr/><w:r><w:rPr><w:sz w:val="19"/><w:szCs w:val="19"/><w:b w:val="1"/><w:bCs w:val="1"/></w:rPr><w:t xml:space="preserve">Zakat Management Information System, Zakat & Ushr Department Gilgit Baltistan</w:t></w:r></w:p><w:p><w:pPr/><w:r><w:rPr><w:color w:val="374151"/><w:sz w:val="18"/><w:szCs w:val="18"/></w:rPr><w:t xml:space="preserve">Technology Stack: PHP – Laravel – HighCharts – MySQL – Bootstrap</w:t></w:r></w:p><w:p/><w:p><w:pPr/><w:r><w:rPr><w:sz w:val="19"/><w:szCs w:val="19"/><w:b w:val="1"/><w:bCs w:val="1"/></w:rPr><w:t xml:space="preserve">Web Portal, Gilgit Baltistan House Islamabad</w:t></w:r></w:p><w:p><w:pPr/><w:r><w:rPr><w:color w:val="374151"/><w:sz w:val="18"/><w:szCs w:val="18"/></w:rPr><w:t xml:space="preserve">Technology Stack: PHP – Laravel – HighCharts – MySQL - Bootstrap</w:t></w:r></w:p><w:p/><w:p><w:pPr/><w:r><w:rPr><w:sz w:val="19"/><w:szCs w:val="19"/><w:b w:val="1"/><w:bCs w:val="1"/></w:rPr><w:t xml:space="preserve">Management Information System, Programme for Improved Nutrition in Sindh(PINS)</w:t></w:r></w:p><w:p><w:pPr/><w:r><w:rPr><w:color w:val="374151"/><w:sz w:val="18"/><w:szCs w:val="18"/></w:rPr><w:t xml:space="preserve">Technology Stack: C# – ASP.NET Core MVC – Highcharts – Microsoft SQL Server</w:t></w:r></w:p><w:p/><w:p><w:pPr/><w:r><w:rPr><w:color w:val="1e3a8a"/><w:sz w:val="23"/><w:szCs w:val="23"/><w:b w:val="1"/><w:bCs w:val="1"/></w:rPr><w:t xml:space="preserve">TRAINING & CERTIFICATIONS</w:t></w:r></w:p><w:p><w:pPr><w:numPr><w:ilvl w:val="0"/><w:numId w:val="1"/></w:numPr></w:pPr><w:r><w:rPr><w:color w:val="374151"/><w:sz w:val="18"/><w:szCs w:val="18"/></w:rPr><w:t xml:space="preserve">Prepare Data for Exploration – Coursera</w:t></w:r></w:p><w:p><w:pPr><w:numPr><w:ilvl w:val="0"/><w:numId w:val="1"/></w:numPr></w:pPr><w:r><w:rPr><w:color w:val="374151"/><w:sz w:val="18"/><w:szCs w:val="18"/></w:rPr><w:t xml:space="preserve">Ask Questions to Make Data-Driven Decisions – Coursera</w:t></w:r></w:p><w:p><w:pPr><w:numPr><w:ilvl w:val="0"/><w:numId w:val="1"/></w:numPr></w:pPr><w:r><w:rPr><w:color w:val="374151"/><w:sz w:val="18"/><w:szCs w:val="18"/></w:rPr><w:t xml:space="preserve">Foundations: Data, Data, Everywhere – Coursera</w:t></w:r></w:p><w:p><w:pPr><w:numPr><w:ilvl w:val="0"/><w:numId w:val="1"/></w:numPr></w:pPr><w:r><w:rPr><w:color w:val="374151"/><w:sz w:val="18"/><w:szCs w:val="18"/></w:rPr><w:t xml:space="preserve">Data Science with Python – Udemy</w:t></w:r></w:p><w:p><w:pPr><w:numPr><w:ilvl w:val="0"/><w:numId w:val="1"/></w:numPr></w:pPr><w:r><w:rPr><w:color w:val="374151"/><w:sz w:val="18"/><w:szCs w:val="18"/></w:rPr><w:t xml:space="preserve">Python Developer Certification – Udemy</w:t></w:r></w:p><w:p><w:pPr><w:numPr><w:ilvl w:val="0"/><w:numId w:val="1"/></w:numPr></w:pPr><w:r><w:rPr><w:color w:val="374151"/><w:sz w:val="18"/><w:szCs w:val="18"/></w:rPr><w:t xml:space="preserve">Data Entry & Management: Capacity building of staff on online data entry, data visualization and extraction. – IT Department</w:t></w:r></w:p><w:p><w:pPr><w:numPr><w:ilvl w:val="0"/><w:numId w:val="1"/></w:numPr></w:pPr><w:r><w:rPr><w:color w:val="374151"/><w:sz w:val="18"/><w:szCs w:val="18"/></w:rPr><w:t xml:space="preserve">MIS Trainings: Management Information System (MIS) related trainings for staff – Rural Support Programmes Network</w:t></w:r></w:p><w:p><w:pPr><w:numPr><w:ilvl w:val="0"/><w:numId w:val="1"/></w:numPr></w:pPr><w:r><w:rPr><w:color w:val="374151"/><w:sz w:val="18"/><w:szCs w:val="18"/></w:rPr><w:t xml:space="preserve">Google Career Certifications: Register, enroll and manage leaners in Coursera. – IT Department</w:t></w:r></w:p><w:p><w:pPr><w:numPr><w:ilvl w:val="0"/><w:numId w:val="1"/></w:numPr></w:pPr><w:r><w:rPr><w:color w:val="374151"/><w:sz w:val="18"/><w:szCs w:val="18"/></w:rPr><w:t xml:space="preserve">ODK Surveys: Survey data collection trainings in Open Data Kit (ODK) for staff. – Rural Support Programmes Network</w:t></w:r></w:p><w:p/><w:p><w:pPr/><w:r><w:rPr><w:color w:val="1e3a8a"/><w:sz w:val="23"/><w:szCs w:val="23"/><w:b w:val="1"/><w:bCs w:val="1"/></w:rPr><w:t xml:space="preserve">SOFT SKILLS & ACHIEVEMENTS</w:t></w:r></w:p><w:p><w:pPr><w:numPr><w:ilvl w:val="0"/><w:numId w:val="1"/></w:numPr></w:pPr><w:r><w:rPr><w:color w:val="374151"/><w:sz w:val="18"/><w:szCs w:val="18"/></w:rPr><w:t xml:space="preserve">Sholorship Awards</w:t></w:r></w:p><w:p><w:pPr><w:numPr><w:ilvl w:val="0"/><w:numId w:val="1"/></w:numPr></w:pPr><w:r><w:rPr><w:color w:val="374151"/><w:sz w:val="18"/><w:szCs w:val="18"/></w:rPr><w:t xml:space="preserve">Best Scout Year 2003</w:t></w:r></w:p><w:p><w:pPr><w:numPr><w:ilvl w:val="0"/><w:numId w:val="1"/></w:numPr></w:pPr><w:r><w:rPr><w:color w:val="374151"/><w:sz w:val="18"/><w:szCs w:val="18"/></w:rPr><w:t xml:space="preserve">Leadership</w:t></w:r></w:p><w:p><w:pPr><w:numPr><w:ilvl w:val="0"/><w:numId w:val="1"/></w:numPr></w:pPr><w:r><w:rPr><w:color w:val="374151"/><w:sz w:val="18"/><w:szCs w:val="18"/></w:rPr><w:t xml:space="preserve">Adaptability</w:t></w:r></w:p><w:p><w:pPr><w:numPr><w:ilvl w:val="0"/><w:numId w:val="1"/></w:numPr></w:pPr><w:r><w:rPr><w:color w:val="374151"/><w:sz w:val="18"/><w:szCs w:val="18"/></w:rPr><w:t xml:space="preserve">Time Management</w:t></w:r></w:p><w:p><w:pPr><w:numPr><w:ilvl w:val="0"/><w:numId w:val="1"/></w:numPr></w:pPr><w:r><w:rPr><w:color w:val="374151"/><w:sz w:val="18"/><w:szCs w:val="18"/></w:rPr><w:t xml:space="preserve">Problem Solving</w:t></w:r></w:p><w:p><w:pPr><w:numPr><w:ilvl w:val="0"/><w:numId w:val="1"/></w:numPr></w:pPr><w:r><w:rPr><w:color w:val="374151"/><w:sz w:val="18"/><w:szCs w:val="18"/></w:rPr><w:t xml:space="preserve">Communication</w:t></w:r></w:p><w:p><w:pPr><w:numPr><w:ilvl w:val="0"/><w:numId w:val="1"/></w:numPr></w:pPr><w:r><w:rPr><w:color w:val="374151"/><w:sz w:val="18"/><w:szCs w:val="18"/></w:rPr><w:t xml:space="preserve">Productivity</w:t></w:r></w:p><w:p><w:pPr><w:numPr><w:ilvl w:val="0"/><w:numId w:val="1"/></w:numPr></w:pPr><w:r><w:rPr><w:color w:val="374151"/><w:sz w:val="18"/><w:szCs w:val="18"/></w:rPr><w:t xml:space="preserve">Presentation</w:t></w:r></w:p><w:p/><w:p><w:pPr/><w:r><w:rPr><w:color w:val="1e3a8a"/><w:sz w:val="23"/><w:szCs w:val="23"/><w:b w:val="1"/><w:bCs w:val="1"/></w:rPr><w:t xml:space="preserve">EDUCATION</w:t></w:r></w:p><w:p><w:pPr/><w:r><w:rPr><w:color w:val="374151"/><w:sz w:val="18"/><w:szCs w:val="18"/></w:rPr><w:t xml:space="preserve">B.Sc. Computer System Engineering – Mirpur University of Science and Technology (2013)</w:t></w:r></w:p><w:sectPr><w:pgSz w:orient="portrait" w:w="11905.511811023622" w:h="16837.79527559055"/><w:pgMar w:top="720" w:right="720" w:bottom="720" w:left="720" w:header="720" w:footer="720" w:gutter="0"/><w:cols w:num="1" w:space="720"/></w:sectPr></w:body></w:document>
 </file>
 
 <file path=word/comments.xml><?xml version="1.0" encoding="utf-8"?>
@@ -28,7 +28,159 @@
 </file>
 
 <file path=word/numbering.xml><?xml version="1.0" encoding="utf-8"?>
-<w:numbering xmlns:ve="http://schemas.openxmlformats.org/markup-compatibility/2006" xmlns:o="urn:schemas-microsoft-com:office:office" xmlns:r="http://schemas.openxmlformats.org/officeDocument/2006/relationships" xmlns:m="http://schemas.openxmlformats.org/officeDocument/2006/math" xmlns:v="urn:schemas-microsoft-com:vml" xmlns:wp="http://schemas.openxmlformats.org/drawingml/2006/wordprocessingDrawing" xmlns:w10="urn:schemas-microsoft-com:office:word" xmlns:w="http://schemas.openxmlformats.org/wordprocessingml/2006/main" xmlns:wne="http://schemas.microsoft.com/office/word/2006/wordml"/>
+<w:numbering xmlns:ve="http://schemas.openxmlformats.org/markup-compatibility/2006" xmlns:o="urn:schemas-microsoft-com:office:office" xmlns:r="http://schemas.openxmlformats.org/officeDocument/2006/relationships" xmlns:m="http://schemas.openxmlformats.org/officeDocument/2006/math" xmlns:v="urn:schemas-microsoft-com:vml" xmlns:wp="http://schemas.openxmlformats.org/drawingml/2006/wordprocessingDrawing" xmlns:w10="urn:schemas-microsoft-com:office:word" xmlns:w="http://schemas.openxmlformats.org/wordprocessingml/2006/main" xmlns:wne="http://schemas.microsoft.com/office/word/2006/wordml">
+  <w:abstractNum w:abstractNumId="1">
+    <w:nsid w:val="04B6C089"/>
+    <w:multiLevelType w:val="hybridMultilevel"/>
+    <w:lvl w:ilvl="0">
+      <w:start w:val="1"/>
+      <w:numFmt w:val="bullet"/>
+      <w:suff w:val="tab"/>
+      <w:lvlText w:val=""/>
+      <w:lvlJc w:val="left"/>
+      <w:pPr>
+        <w:tabs>
+          <w:tab w:val="num" w:pos="720"/>
+        </w:tabs>
+        <w:ind w:left="720" w:hanging="360"/>
+      </w:pPr>
+      <w:rPr>
+        <w:rFonts w:ascii="Symbol" w:hAnsi="Symbol" w:cs="Symbol" w:hint="default"/>
+      </w:rPr>
+    </w:lvl>
+    <w:lvl w:ilvl="1">
+      <w:start w:val="1"/>
+      <w:numFmt w:val="bullet"/>
+      <w:suff w:val="tab"/>
+      <w:lvlText w:val="o"/>
+      <w:lvlJc w:val="left"/>
+      <w:pPr>
+        <w:tabs>
+          <w:tab w:val="num" w:pos="1440"/>
+        </w:tabs>
+        <w:ind w:left="1440" w:hanging="360"/>
+      </w:pPr>
+      <w:rPr>
+        <w:rFonts w:ascii="Courier New" w:hAnsi="Courier New" w:cs="Courier New" w:hint="default"/>
+      </w:rPr>
+    </w:lvl>
+    <w:lvl w:ilvl="2">
+      <w:start w:val="1"/>
+      <w:numFmt w:val="bullet"/>
+      <w:suff w:val="tab"/>
+      <w:lvlText w:val=""/>
+      <w:lvlJc w:val="left"/>
+      <w:pPr>
+        <w:tabs>
+          <w:tab w:val="num" w:pos="2160"/>
+        </w:tabs>
+        <w:ind w:left="2160" w:hanging="360"/>
+      </w:pPr>
+      <w:rPr>
+        <w:rFonts w:ascii="Wingdings" w:hAnsi="Wingdings" w:cs="Wingdings" w:hint="default"/>
+      </w:rPr>
+    </w:lvl>
+    <w:lvl w:ilvl="3">
+      <w:start w:val="1"/>
+      <w:numFmt w:val="bullet"/>
+      <w:suff w:val="tab"/>
+      <w:lvlText w:val=""/>
+      <w:lvlJc w:val="left"/>
+      <w:pPr>
+        <w:tabs>
+          <w:tab w:val="num" w:pos="2880"/>
+        </w:tabs>
+        <w:ind w:left="2880" w:hanging="360"/>
+      </w:pPr>
+      <w:rPr>
+        <w:rFonts w:ascii="Symbol" w:hAnsi="Symbol" w:cs="Symbol" w:hint="default"/>
+      </w:rPr>
+    </w:lvl>
+    <w:lvl w:ilvl="4">
+      <w:start w:val="1"/>
+      <w:numFmt w:val="bullet"/>
+      <w:suff w:val="tab"/>
+      <w:lvlText w:val="o"/>
+      <w:lvlJc w:val="left"/>
+      <w:pPr>
+        <w:tabs>
+          <w:tab w:val="num" w:pos="3600"/>
+        </w:tabs>
+        <w:ind w:left="3600" w:hanging="360"/>
+      </w:pPr>
+      <w:rPr>
+        <w:rFonts w:ascii="Courier New" w:hAnsi="Courier New" w:cs="Courier New" w:hint="default"/>
+      </w:rPr>
+    </w:lvl>
+    <w:lvl w:ilvl="5">
+      <w:start w:val="1"/>
+      <w:numFmt w:val="bullet"/>
+      <w:suff w:val="tab"/>
+      <w:lvlText w:val=""/>
+      <w:lvlJc w:val="left"/>
+      <w:pPr>
+        <w:tabs>
+          <w:tab w:val="num" w:pos="4320"/>
+        </w:tabs>
+        <w:ind w:left="4320" w:hanging="360"/>
+      </w:pPr>
+      <w:rPr>
+        <w:rFonts w:ascii="Wingdings" w:hAnsi="Wingdings" w:cs="Wingdings" w:hint="default"/>
+      </w:rPr>
+    </w:lvl>
+    <w:lvl w:ilvl="6">
+      <w:start w:val="1"/>
+      <w:numFmt w:val="bullet"/>
+      <w:suff w:val="tab"/>
+      <w:lvlText w:val=""/>
+      <w:lvlJc w:val="left"/>
+      <w:pPr>
+        <w:tabs>
+          <w:tab w:val="num" w:pos="5040"/>
+        </w:tabs>
+        <w:ind w:left="5040" w:hanging="360"/>
+      </w:pPr>
+      <w:rPr>
+        <w:rFonts w:ascii="Symbol" w:hAnsi="Symbol" w:cs="Symbol" w:hint="default"/>
+      </w:rPr>
+    </w:lvl>
+    <w:lvl w:ilvl="7">
+      <w:start w:val="1"/>
+      <w:numFmt w:val="bullet"/>
+      <w:suff w:val="tab"/>
+      <w:lvlText w:val="o"/>
+      <w:lvlJc w:val="left"/>
+      <w:pPr>
+        <w:tabs>
+          <w:tab w:val="num" w:pos="5760"/>
+        </w:tabs>
+        <w:ind w:left="5760" w:hanging="360"/>
+      </w:pPr>
+      <w:rPr>
+        <w:rFonts w:ascii="Courier New" w:hAnsi="Courier New" w:cs="Courier New" w:hint="default"/>
+      </w:rPr>
+    </w:lvl>
+    <w:lvl w:ilvl="8">
+      <w:start w:val="1"/>
+      <w:numFmt w:val="bullet"/>
+      <w:suff w:val="tab"/>
+      <w:lvlText w:val=""/>
+      <w:lvlJc w:val="left"/>
+      <w:pPr>
+        <w:tabs>
+          <w:tab w:val="num" w:pos="6480"/>
+        </w:tabs>
+        <w:ind w:left="6480" w:hanging="360"/>
+      </w:pPr>
+      <w:rPr>
+        <w:rFonts w:ascii="Wingdings" w:hAnsi="Wingdings" w:cs="Wingdings" w:hint="default"/>
+      </w:rPr>
+    </w:lvl>
+  </w:abstractNum>
+  <w:num w:numId="1">
+    <w:abstractNumId w:val="1"/>
+  </w:num>
+</w:numbering>
 </file>
 
 <file path=word/styles.xml><?xml version="1.0" encoding="utf-8"?>
